--- a/content/use-cases/lynkk-lawyers-page-short.docx
+++ b/content/use-cases/lynkk-lawyers-page-short.docx
@@ -544,7 +544,7 @@
         <w:spacing w:after="140"/>
       </w:pPr>
       <w:r>
-        <w:t xml:space="preserve">7 blocks, about 450 words. One centred column, white background, light grey cards. Columns stack on mobile.</w:t>
+        <w:t xml:space="preserve">9 blocks, about 640 words. One centred column, white background, light grey cards. Columns stack on mobile.</w:t>
       </w:r>
     </w:p>
     <w:p>
@@ -759,7 +759,142 @@
           <w:sz w:val="17"/>
           <w:szCs w:val="17"/>
         </w:rPr>
-        <w:t xml:space="preserve">2. HOW IT WORKS</w:t>
+        <w:t xml:space="preserve">2. IN SIMPLE WORDS</w:t>
+      </w:r>
+    </w:p>
+    <w:tbl>
+      <w:tblPr>
+        <w:tblW w:type="dxa" w:w="10080"/>
+        <w:tblBorders>
+          <w:top w:val="single" w:color="auto" w:sz="4"/>
+          <w:left w:val="single" w:color="auto" w:sz="4"/>
+          <w:bottom w:val="single" w:color="auto" w:sz="4"/>
+          <w:right w:val="single" w:color="auto" w:sz="4"/>
+          <w:insideH w:val="single" w:color="auto" w:sz="4"/>
+          <w:insideV w:val="single" w:color="auto" w:sz="4"/>
+        </w:tblBorders>
+      </w:tblPr>
+      <w:tblGrid>
+        <w:gridCol w:w="5040"/>
+        <w:gridCol w:w="5040"/>
+      </w:tblGrid>
+      <w:tr>
+        <w:tc>
+          <w:tcPr>
+            <w:tcW w:type="dxa" w:w="5040"/>
+            <w:tcBorders>
+              <w:top w:val="dashed" w:color="9CA3AF" w:sz="6"/>
+              <w:left w:val="dashed" w:color="9CA3AF" w:sz="6"/>
+              <w:bottom w:val="dashed" w:color="9CA3AF" w:sz="6"/>
+              <w:right w:val="dashed" w:color="9CA3AF" w:sz="6"/>
+            </w:tcBorders>
+            <w:shd w:fill="F5F6F8" w:color="auto" w:val="clear"/>
+            <w:tcMar>
+              <w:top w:type="dxa" w:w="100"/>
+              <w:left w:type="dxa" w:w="120"/>
+              <w:bottom w:type="dxa" w:w="100"/>
+              <w:right w:type="dxa" w:w="120"/>
+            </w:tcMar>
+          </w:tcPr>
+          <w:p>
+            <w:pPr>
+              <w:spacing w:after="40"/>
+              <w:jc w:val="left"/>
+            </w:pPr>
+            <w:r>
+              <w:rPr>
+                <w:b/>
+                <w:bCs/>
+                <w:color w:val="1F3A5F"/>
+                <w:sz w:val="18"/>
+                <w:szCs w:val="18"/>
+              </w:rPr>
+              <w:t xml:space="preserve">WHAT IT IS</w:t>
+            </w:r>
+          </w:p>
+          <w:p>
+            <w:pPr>
+              <w:spacing w:after="40"/>
+              <w:jc w:val="left"/>
+            </w:pPr>
+            <w:r>
+              <w:rPr>
+                <w:b w:val="false"/>
+                <w:bCs w:val="false"/>
+                <w:color w:val="4B5563"/>
+                <w:sz w:val="18"/>
+                <w:szCs w:val="18"/>
+              </w:rPr>
+              <w:t xml:space="preserve">2-3 simple sentences</w:t>
+            </w:r>
+          </w:p>
+        </w:tc>
+        <w:tc>
+          <w:tcPr>
+            <w:tcW w:type="dxa" w:w="5040"/>
+            <w:tcBorders>
+              <w:top w:val="dashed" w:color="9CA3AF" w:sz="6"/>
+              <w:left w:val="dashed" w:color="9CA3AF" w:sz="6"/>
+              <w:bottom w:val="dashed" w:color="9CA3AF" w:sz="6"/>
+              <w:right w:val="dashed" w:color="9CA3AF" w:sz="6"/>
+            </w:tcBorders>
+            <w:shd w:fill="F5F6F8" w:color="auto" w:val="clear"/>
+            <w:tcMar>
+              <w:top w:type="dxa" w:w="100"/>
+              <w:left w:type="dxa" w:w="120"/>
+              <w:bottom w:type="dxa" w:w="100"/>
+              <w:right w:type="dxa" w:w="120"/>
+            </w:tcMar>
+          </w:tcPr>
+          <w:p>
+            <w:pPr>
+              <w:spacing w:after="40"/>
+              <w:jc w:val="left"/>
+            </w:pPr>
+            <w:r>
+              <w:rPr>
+                <w:b/>
+                <w:bCs/>
+                <w:color w:val="1F3A5F"/>
+                <w:sz w:val="18"/>
+                <w:szCs w:val="18"/>
+              </w:rPr>
+              <w:t xml:space="preserve">WHO IT'S FOR</w:t>
+            </w:r>
+          </w:p>
+          <w:p>
+            <w:pPr>
+              <w:spacing w:after="40"/>
+              <w:jc w:val="left"/>
+            </w:pPr>
+            <w:r>
+              <w:rPr>
+                <w:b w:val="false"/>
+                <w:bCs w:val="false"/>
+                <w:color w:val="4B5563"/>
+                <w:sz w:val="18"/>
+                <w:szCs w:val="18"/>
+              </w:rPr>
+              <w:t xml:space="preserve">3 short lines</w:t>
+            </w:r>
+          </w:p>
+        </w:tc>
+      </w:tr>
+    </w:tbl>
+    <w:p>
+      <w:pPr>
+        <w:spacing w:after="60" w:before="160"/>
+      </w:pPr>
+      <w:r>
+        <w:rPr>
+          <w:b/>
+          <w:bCs/>
+          <w:caps/>
+          <w:color w:val="6B7280"/>
+          <w:sz w:val="17"/>
+          <w:szCs w:val="17"/>
+        </w:rPr>
+        <w:t xml:space="preserve">3. HOW IT WORKS</w:t>
       </w:r>
     </w:p>
     <w:tbl>
@@ -945,7 +1080,7 @@
           <w:sz w:val="17"/>
           <w:szCs w:val="17"/>
         </w:rPr>
-        <w:t xml:space="preserve">3. SAMPLE NOTE</w:t>
+        <w:t xml:space="preserve">4. SAMPLE NOTE</w:t>
       </w:r>
     </w:p>
     <w:tbl>
@@ -1061,7 +1196,7 @@
           <w:sz w:val="17"/>
           <w:szCs w:val="17"/>
         </w:rPr>
-        <w:t xml:space="preserve">4. FEATURES (2 x 2 cards)</w:t>
+        <w:t xml:space="preserve">5. FEATURES (2 x 2 cards)</w:t>
       </w:r>
     </w:p>
     <w:tbl>
@@ -1251,7 +1386,158 @@
           <w:sz w:val="17"/>
           <w:szCs w:val="17"/>
         </w:rPr>
-        <w:t xml:space="preserve">5. PRIVACY (one line of 4 badges)</w:t>
+        <w:t xml:space="preserve">6. BEFORE AND AFTER</w:t>
+      </w:r>
+    </w:p>
+    <w:tbl>
+      <w:tblPr>
+        <w:tblW w:type="dxa" w:w="10080"/>
+        <w:tblBorders>
+          <w:top w:val="single" w:color="auto" w:sz="4"/>
+          <w:left w:val="single" w:color="auto" w:sz="4"/>
+          <w:bottom w:val="single" w:color="auto" w:sz="4"/>
+          <w:right w:val="single" w:color="auto" w:sz="4"/>
+          <w:insideH w:val="single" w:color="auto" w:sz="4"/>
+          <w:insideV w:val="single" w:color="auto" w:sz="4"/>
+        </w:tblBorders>
+      </w:tblPr>
+      <w:tblGrid>
+        <w:gridCol w:w="5040"/>
+        <w:gridCol w:w="5040"/>
+      </w:tblGrid>
+      <w:tr>
+        <w:tc>
+          <w:tcPr>
+            <w:tcW w:type="dxa" w:w="5040"/>
+            <w:tcBorders>
+              <w:top w:val="dashed" w:color="9CA3AF" w:sz="6"/>
+              <w:left w:val="dashed" w:color="9CA3AF" w:sz="6"/>
+              <w:bottom w:val="dashed" w:color="9CA3AF" w:sz="6"/>
+              <w:right w:val="dashed" w:color="9CA3AF" w:sz="6"/>
+            </w:tcBorders>
+            <w:shd w:fill="F5F6F8" w:color="auto" w:val="clear"/>
+            <w:tcMar>
+              <w:top w:type="dxa" w:w="100"/>
+              <w:left w:type="dxa" w:w="120"/>
+              <w:bottom w:type="dxa" w:w="100"/>
+              <w:right w:type="dxa" w:w="120"/>
+            </w:tcMar>
+          </w:tcPr>
+          <w:p>
+            <w:pPr>
+              <w:spacing w:after="40"/>
+              <w:jc w:val="left"/>
+            </w:pPr>
+            <w:r>
+              <w:rPr>
+                <w:b/>
+                <w:bCs/>
+                <w:color w:val="1F3A5F"/>
+                <w:sz w:val="18"/>
+                <w:szCs w:val="18"/>
+              </w:rPr>
+              <w:t xml:space="preserve">WITHOUT LYNKK</w:t>
+            </w:r>
+          </w:p>
+          <w:p>
+            <w:pPr>
+              <w:spacing w:after="40"/>
+              <w:jc w:val="left"/>
+            </w:pPr>
+            <w:r>
+              <w:rPr>
+                <w:b w:val="false"/>
+                <w:bCs w:val="false"/>
+                <w:color w:val="4B5563"/>
+                <w:sz w:val="18"/>
+                <w:szCs w:val="18"/>
+              </w:rPr>
+              <w:t xml:space="preserve">3 short rows</w:t>
+            </w:r>
+          </w:p>
+        </w:tc>
+        <w:tc>
+          <w:tcPr>
+            <w:tcW w:type="dxa" w:w="5040"/>
+            <w:tcBorders>
+              <w:top w:val="dashed" w:color="9CA3AF" w:sz="6"/>
+              <w:left w:val="dashed" w:color="9CA3AF" w:sz="6"/>
+              <w:bottom w:val="dashed" w:color="9CA3AF" w:sz="6"/>
+              <w:right w:val="dashed" w:color="9CA3AF" w:sz="6"/>
+            </w:tcBorders>
+            <w:shd w:fill="F5F6F8" w:color="auto" w:val="clear"/>
+            <w:tcMar>
+              <w:top w:type="dxa" w:w="100"/>
+              <w:left w:type="dxa" w:w="120"/>
+              <w:bottom w:type="dxa" w:w="100"/>
+              <w:right w:type="dxa" w:w="120"/>
+            </w:tcMar>
+          </w:tcPr>
+          <w:p>
+            <w:pPr>
+              <w:spacing w:after="40"/>
+              <w:jc w:val="left"/>
+            </w:pPr>
+            <w:r>
+              <w:rPr>
+                <w:b/>
+                <w:bCs/>
+                <w:color w:val="1F3A5F"/>
+                <w:sz w:val="18"/>
+                <w:szCs w:val="18"/>
+              </w:rPr>
+              <w:t xml:space="preserve">WITH LYNKK</w:t>
+            </w:r>
+          </w:p>
+          <w:p>
+            <w:pPr>
+              <w:spacing w:after="40"/>
+              <w:jc w:val="left"/>
+            </w:pPr>
+            <w:r>
+              <w:rPr>
+                <w:b w:val="false"/>
+                <w:bCs w:val="false"/>
+                <w:color w:val="4B5563"/>
+                <w:sz w:val="18"/>
+                <w:szCs w:val="18"/>
+              </w:rPr>
+              <w:t xml:space="preserve">3 short rows</w:t>
+            </w:r>
+          </w:p>
+          <w:p>
+            <w:pPr>
+              <w:spacing w:after="40"/>
+              <w:jc w:val="left"/>
+            </w:pPr>
+            <w:r>
+              <w:rPr>
+                <w:b w:val="false"/>
+                <w:bCs w:val="false"/>
+                <w:color w:val="4B5563"/>
+                <w:sz w:val="18"/>
+                <w:szCs w:val="18"/>
+              </w:rPr>
+              <w:t xml:space="preserve">Works with: tools</w:t>
+            </w:r>
+          </w:p>
+        </w:tc>
+      </w:tr>
+    </w:tbl>
+    <w:p>
+      <w:pPr>
+        <w:spacing w:after="60" w:before="160"/>
+      </w:pPr>
+      <w:r>
+        <w:rPr>
+          <w:b/>
+          <w:bCs/>
+          <w:caps/>
+          <w:color w:val="6B7280"/>
+          <w:sz w:val="17"/>
+          <w:szCs w:val="17"/>
+        </w:rPr>
+        <w:t xml:space="preserve">7. PRIVACY (one line of 4 badges)</w:t>
       </w:r>
     </w:p>
     <w:tbl>
@@ -1424,7 +1710,7 @@
           <w:sz w:val="17"/>
           <w:szCs w:val="17"/>
         </w:rPr>
-        <w:t xml:space="preserve">6. FAQ (4 questions)</w:t>
+        <w:t xml:space="preserve">8. FAQ (4 questions)</w:t>
       </w:r>
     </w:p>
     <w:tbl>
@@ -1540,7 +1826,7 @@
           <w:sz w:val="17"/>
           <w:szCs w:val="17"/>
         </w:rPr>
-        <w:t xml:space="preserve">7. FINAL CTA</w:t>
+        <w:t xml:space="preserve">9. FINAL CTA</w:t>
       </w:r>
     </w:p>
     <w:tbl>
@@ -1857,7 +2143,79 @@
         <w:pStyle w:val="Heading2"/>
       </w:pPr>
       <w:r>
-        <w:t xml:space="preserve">Block 2. How it works</w:t>
+        <w:t xml:space="preserve">Block 2. In simple words</w:t>
+      </w:r>
+    </w:p>
+    <w:p>
+      <w:pPr>
+        <w:pStyle w:val="Heading1"/>
+      </w:pPr>
+      <w:r>
+        <w:t xml:space="preserve">How do lawyers use AI in client meetings?</w:t>
+      </w:r>
+    </w:p>
+    <w:p>
+      <w:pPr>
+        <w:spacing w:after="140"/>
+      </w:pPr>
+      <w:r>
+        <w:t xml:space="preserve">In a client meeting, a lawyer needs to listen closely and remember every fact. With the client's consent, Lynkk records the meeting and writes the key facts, the documents to collect and the next steps. Your notes stay private and are never used to train AI.</w:t>
+      </w:r>
+    </w:p>
+    <w:p>
+      <w:pPr>
+        <w:spacing w:after="140"/>
+      </w:pPr>
+      <w:r>
+        <w:rPr>
+          <w:b/>
+          <w:bCs/>
+        </w:rPr>
+        <w:t xml:space="preserve">Who it's for</w:t>
+      </w:r>
+    </w:p>
+    <w:p>
+      <w:pPr>
+        <w:pStyle w:val="ListParagraph"/>
+        <w:numPr>
+          <w:ilvl w:val="0"/>
+          <w:numId w:val="2"/>
+        </w:numPr>
+      </w:pPr>
+      <w:r>
+        <w:t xml:space="preserve">Solo lawyers and small firms</w:t>
+      </w:r>
+    </w:p>
+    <w:p>
+      <w:pPr>
+        <w:pStyle w:val="ListParagraph"/>
+        <w:numPr>
+          <w:ilvl w:val="0"/>
+          <w:numId w:val="2"/>
+        </w:numPr>
+      </w:pPr>
+      <w:r>
+        <w:t xml:space="preserve">Lawyers who meet clients in their office</w:t>
+      </w:r>
+    </w:p>
+    <w:p>
+      <w:pPr>
+        <w:pStyle w:val="ListParagraph"/>
+        <w:numPr>
+          <w:ilvl w:val="0"/>
+          <w:numId w:val="2"/>
+        </w:numPr>
+      </w:pPr>
+      <w:r>
+        <w:t xml:space="preserve">Legal teams that want all meeting notes in one place</w:t>
+      </w:r>
+    </w:p>
+    <w:p>
+      <w:pPr>
+        <w:pStyle w:val="Heading2"/>
+      </w:pPr>
+      <w:r>
+        <w:t xml:space="preserve">Block 3. How it works</w:t>
       </w:r>
     </w:p>
     <w:p>
@@ -1918,7 +2276,7 @@
         <w:pStyle w:val="Heading2"/>
       </w:pPr>
       <w:r>
-        <w:t xml:space="preserve">Block 3. Sample note</w:t>
+        <w:t xml:space="preserve">Block 4. Sample note</w:t>
       </w:r>
     </w:p>
     <w:p>
@@ -1994,7 +2352,7 @@
         <w:pStyle w:val="Heading2"/>
       </w:pPr>
       <w:r>
-        <w:t xml:space="preserve">Block 4. Features</w:t>
+        <w:t xml:space="preserve">Block 5. Features</w:t>
       </w:r>
     </w:p>
     <w:p>
@@ -2062,7 +2420,7 @@
         <w:t xml:space="preserve">Ask across the matter</w:t>
       </w:r>
       <w:r>
-        <w:t xml:space="preserve">: answers cite the exact meeting and moment. Pro.</w:t>
+        <w:t xml:space="preserve">: each answer shows the meeting and moment it came from. Pro.</w:t>
       </w:r>
     </w:p>
     <w:p>
@@ -2070,17 +2428,306 @@
         <w:pStyle w:val="Heading2"/>
       </w:pPr>
       <w:r>
-        <w:t xml:space="preserve">Block 5. Privacy</w:t>
-      </w:r>
+        <w:t xml:space="preserve">Block 6. Before and after</w:t>
+      </w:r>
+    </w:p>
+    <w:p>
+      <w:pPr>
+        <w:pStyle w:val="Heading1"/>
+      </w:pPr>
+      <w:r>
+        <w:t xml:space="preserve">Client meetings, before and after Lynkk</w:t>
+      </w:r>
+    </w:p>
+    <w:tbl>
+      <w:tblPr>
+        <w:tblW w:type="dxa" w:w="10080"/>
+        <w:tblBorders>
+          <w:top w:val="single" w:color="auto" w:sz="4"/>
+          <w:left w:val="single" w:color="auto" w:sz="4"/>
+          <w:bottom w:val="single" w:color="auto" w:sz="4"/>
+          <w:right w:val="single" w:color="auto" w:sz="4"/>
+          <w:insideH w:val="single" w:color="auto" w:sz="4"/>
+          <w:insideV w:val="single" w:color="auto" w:sz="4"/>
+        </w:tblBorders>
+      </w:tblPr>
+      <w:tblGrid>
+        <w:gridCol w:w="5040"/>
+        <w:gridCol w:w="5040"/>
+      </w:tblGrid>
+      <w:tr>
+        <w:trPr>
+          <w:tblHeader/>
+        </w:trPr>
+        <w:tc>
+          <w:tcPr>
+            <w:tcW w:type="dxa" w:w="5040"/>
+            <w:tcBorders>
+              <w:top w:val="single" w:color="C9D3DF" w:sz="4"/>
+              <w:left w:val="single" w:color="C9D3DF" w:sz="4"/>
+              <w:bottom w:val="single" w:color="C9D3DF" w:sz="4"/>
+              <w:right w:val="single" w:color="C9D3DF" w:sz="4"/>
+            </w:tcBorders>
+            <w:shd w:fill="1F3A5F" w:color="auto" w:val="clear"/>
+            <w:tcMar>
+              <w:top w:type="dxa" w:w="60"/>
+              <w:left w:type="dxa" w:w="100"/>
+              <w:bottom w:type="dxa" w:w="60"/>
+              <w:right w:type="dxa" w:w="100"/>
+            </w:tcMar>
+          </w:tcPr>
+          <w:p>
+            <w:r>
+              <w:rPr>
+                <w:b/>
+                <w:bCs/>
+                <w:color w:val="FFFFFF"/>
+                <w:sz w:val="19"/>
+                <w:szCs w:val="19"/>
+              </w:rPr>
+              <w:t xml:space="preserve">Without Lynkk</w:t>
+            </w:r>
+          </w:p>
+        </w:tc>
+        <w:tc>
+          <w:tcPr>
+            <w:tcW w:type="dxa" w:w="5040"/>
+            <w:tcBorders>
+              <w:top w:val="single" w:color="C9D3DF" w:sz="4"/>
+              <w:left w:val="single" w:color="C9D3DF" w:sz="4"/>
+              <w:bottom w:val="single" w:color="C9D3DF" w:sz="4"/>
+              <w:right w:val="single" w:color="C9D3DF" w:sz="4"/>
+            </w:tcBorders>
+            <w:shd w:fill="1F3A5F" w:color="auto" w:val="clear"/>
+            <w:tcMar>
+              <w:top w:type="dxa" w:w="60"/>
+              <w:left w:type="dxa" w:w="100"/>
+              <w:bottom w:type="dxa" w:w="60"/>
+              <w:right w:type="dxa" w:w="100"/>
+            </w:tcMar>
+          </w:tcPr>
+          <w:p>
+            <w:r>
+              <w:rPr>
+                <w:b/>
+                <w:bCs/>
+                <w:color w:val="FFFFFF"/>
+                <w:sz w:val="19"/>
+                <w:szCs w:val="19"/>
+              </w:rPr>
+              <w:t xml:space="preserve">With Lynkk</w:t>
+            </w:r>
+          </w:p>
+        </w:tc>
+      </w:tr>
+      <w:tr>
+        <w:trPr>
+          <w:tblHeader w:val="false"/>
+        </w:trPr>
+        <w:tc>
+          <w:tcPr>
+            <w:tcW w:type="dxa" w:w="5040"/>
+            <w:tcBorders>
+              <w:top w:val="single" w:color="C9D3DF" w:sz="4"/>
+              <w:left w:val="single" w:color="C9D3DF" w:sz="4"/>
+              <w:bottom w:val="single" w:color="C9D3DF" w:sz="4"/>
+              <w:right w:val="single" w:color="C9D3DF" w:sz="4"/>
+            </w:tcBorders>
+            <w:tcMar>
+              <w:top w:type="dxa" w:w="60"/>
+              <w:left w:type="dxa" w:w="100"/>
+              <w:bottom w:type="dxa" w:w="60"/>
+              <w:right w:type="dxa" w:w="100"/>
+            </w:tcMar>
+          </w:tcPr>
+          <w:p>
+            <w:r>
+              <w:rPr>
+                <w:sz w:val="19"/>
+                <w:szCs w:val="19"/>
+              </w:rPr>
+              <w:t xml:space="preserve">You write while the client talks</w:t>
+            </w:r>
+          </w:p>
+        </w:tc>
+        <w:tc>
+          <w:tcPr>
+            <w:tcW w:type="dxa" w:w="5040"/>
+            <w:tcBorders>
+              <w:top w:val="single" w:color="C9D3DF" w:sz="4"/>
+              <w:left w:val="single" w:color="C9D3DF" w:sz="4"/>
+              <w:bottom w:val="single" w:color="C9D3DF" w:sz="4"/>
+              <w:right w:val="single" w:color="C9D3DF" w:sz="4"/>
+            </w:tcBorders>
+            <w:tcMar>
+              <w:top w:type="dxa" w:w="60"/>
+              <w:left w:type="dxa" w:w="100"/>
+              <w:bottom w:type="dxa" w:w="60"/>
+              <w:right w:type="dxa" w:w="100"/>
+            </w:tcMar>
+          </w:tcPr>
+          <w:p>
+            <w:r>
+              <w:rPr>
+                <w:sz w:val="19"/>
+                <w:szCs w:val="19"/>
+              </w:rPr>
+              <w:t xml:space="preserve">You listen, and Lynkk writes</w:t>
+            </w:r>
+          </w:p>
+        </w:tc>
+      </w:tr>
+      <w:tr>
+        <w:trPr>
+          <w:tblHeader w:val="false"/>
+        </w:trPr>
+        <w:tc>
+          <w:tcPr>
+            <w:tcW w:type="dxa" w:w="5040"/>
+            <w:tcBorders>
+              <w:top w:val="single" w:color="C9D3DF" w:sz="4"/>
+              <w:left w:val="single" w:color="C9D3DF" w:sz="4"/>
+              <w:bottom w:val="single" w:color="C9D3DF" w:sz="4"/>
+              <w:right w:val="single" w:color="C9D3DF" w:sz="4"/>
+            </w:tcBorders>
+            <w:tcMar>
+              <w:top w:type="dxa" w:w="60"/>
+              <w:left w:type="dxa" w:w="100"/>
+              <w:bottom w:type="dxa" w:w="60"/>
+              <w:right w:type="dxa" w:w="100"/>
+            </w:tcMar>
+          </w:tcPr>
+          <w:p>
+            <w:r>
+              <w:rPr>
+                <w:sz w:val="19"/>
+                <w:szCs w:val="19"/>
+              </w:rPr>
+              <w:t xml:space="preserve">Facts get lost between meetings</w:t>
+            </w:r>
+          </w:p>
+        </w:tc>
+        <w:tc>
+          <w:tcPr>
+            <w:tcW w:type="dxa" w:w="5040"/>
+            <w:tcBorders>
+              <w:top w:val="single" w:color="C9D3DF" w:sz="4"/>
+              <w:left w:val="single" w:color="C9D3DF" w:sz="4"/>
+              <w:bottom w:val="single" w:color="C9D3DF" w:sz="4"/>
+              <w:right w:val="single" w:color="C9D3DF" w:sz="4"/>
+            </w:tcBorders>
+            <w:tcMar>
+              <w:top w:type="dxa" w:w="60"/>
+              <w:left w:type="dxa" w:w="100"/>
+              <w:bottom w:type="dxa" w:w="60"/>
+              <w:right w:type="dxa" w:w="100"/>
+            </w:tcMar>
+          </w:tcPr>
+          <w:p>
+            <w:r>
+              <w:rPr>
+                <w:sz w:val="19"/>
+                <w:szCs w:val="19"/>
+              </w:rPr>
+              <w:t xml:space="preserve">You ask Lynkk what the client said</w:t>
+            </w:r>
+          </w:p>
+        </w:tc>
+      </w:tr>
+      <w:tr>
+        <w:trPr>
+          <w:tblHeader w:val="false"/>
+        </w:trPr>
+        <w:tc>
+          <w:tcPr>
+            <w:tcW w:type="dxa" w:w="5040"/>
+            <w:tcBorders>
+              <w:top w:val="single" w:color="C9D3DF" w:sz="4"/>
+              <w:left w:val="single" w:color="C9D3DF" w:sz="4"/>
+              <w:bottom w:val="single" w:color="C9D3DF" w:sz="4"/>
+              <w:right w:val="single" w:color="C9D3DF" w:sz="4"/>
+            </w:tcBorders>
+            <w:tcMar>
+              <w:top w:type="dxa" w:w="60"/>
+              <w:left w:type="dxa" w:w="100"/>
+              <w:bottom w:type="dxa" w:w="60"/>
+              <w:right w:type="dxa" w:w="100"/>
+            </w:tcMar>
+          </w:tcPr>
+          <w:p>
+            <w:r>
+              <w:rPr>
+                <w:sz w:val="19"/>
+                <w:szCs w:val="19"/>
+              </w:rPr>
+              <w:t xml:space="preserve">Notes are stored in many places</w:t>
+            </w:r>
+          </w:p>
+        </w:tc>
+        <w:tc>
+          <w:tcPr>
+            <w:tcW w:type="dxa" w:w="5040"/>
+            <w:tcBorders>
+              <w:top w:val="single" w:color="C9D3DF" w:sz="4"/>
+              <w:left w:val="single" w:color="C9D3DF" w:sz="4"/>
+              <w:bottom w:val="single" w:color="C9D3DF" w:sz="4"/>
+              <w:right w:val="single" w:color="C9D3DF" w:sz="4"/>
+            </w:tcBorders>
+            <w:tcMar>
+              <w:top w:type="dxa" w:w="60"/>
+              <w:left w:type="dxa" w:w="100"/>
+              <w:bottom w:type="dxa" w:w="60"/>
+              <w:right w:type="dxa" w:w="100"/>
+            </w:tcMar>
+          </w:tcPr>
+          <w:p>
+            <w:r>
+              <w:rPr>
+                <w:sz w:val="19"/>
+                <w:szCs w:val="19"/>
+              </w:rPr>
+              <w:t xml:space="preserve">Notes are kept in the data region you choose</w:t>
+            </w:r>
+          </w:p>
+        </w:tc>
+      </w:tr>
+    </w:tbl>
+    <w:p>
+      <w:pPr>
+        <w:spacing w:after="120"/>
+      </w:pPr>
     </w:p>
     <w:p>
       <w:pPr>
         <w:spacing w:after="140"/>
       </w:pPr>
       <w:r>
+        <w:rPr>
+          <w:b/>
+          <w:bCs/>
+        </w:rPr>
+        <w:t xml:space="preserve">Works with:</w:t>
+      </w:r>
+      <w:r>
+        <w:t xml:space="preserve"> Zoom, Google Meet, Microsoft Teams, and the Mac app for meetings in your office.</w:t>
+      </w:r>
+    </w:p>
+    <w:p>
+      <w:pPr>
+        <w:pStyle w:val="Heading2"/>
+      </w:pPr>
+      <w:r>
+        <w:t xml:space="preserve">Block 7. Privacy</w:t>
+      </w:r>
+    </w:p>
+    <w:p>
+      <w:pPr>
+        <w:spacing w:after="140"/>
+      </w:pPr>
+      <w:r>
         <w:t xml:space="preserve">AES-256 encryption · Never used for training · Audio retention you control (keep, delete after 90 or 30 days, or delete after upload) · Consent flow for recording. </w:t>
       </w:r>
-      <w:hyperlink w:history="1" r:id="rId-gynrirxyjexloxl0smc-">
+      <w:hyperlink w:history="1" r:id="rIdy-8rhdgtw6fkwg0bzphr9">
         <w:r>
           <w:rPr>
             <w:rStyle w:val="Hyperlink"/>
@@ -2094,7 +2741,7 @@
         <w:pStyle w:val="Heading2"/>
       </w:pPr>
       <w:r>
-        <w:t xml:space="preserve">Block 6. FAQ</w:t>
+        <w:t xml:space="preserve">Block 8. FAQ</w:t>
       </w:r>
     </w:p>
     <w:p>
@@ -2124,7 +2771,7 @@
       <w:r>
         <w:t xml:space="preserve">No. Lynkk writes notes and transcripts for your own work. It isn't a certified court transcript. See our guide to </w:t>
       </w:r>
-      <w:hyperlink w:history="1" r:id="rIdmjgi2vdf31lt7rppofpau">
+      <w:hyperlink w:history="1" r:id="rIdvcke2eqsio4adshvboa6j">
         <w:r>
           <w:rPr>
             <w:rStyle w:val="Hyperlink"/>
@@ -2201,7 +2848,7 @@
         <w:pStyle w:val="Heading2"/>
       </w:pPr>
       <w:r>
-        <w:t xml:space="preserve">Block 7. Final CTA</w:t>
+        <w:t xml:space="preserve">Block 9. Final CTA</w:t>
       </w:r>
     </w:p>
     <w:p>

--- a/content/use-cases/lynkk-lawyers-page-short.docx
+++ b/content/use-cases/lynkk-lawyers-page-short.docx
@@ -544,7 +544,7 @@
         <w:spacing w:after="140"/>
       </w:pPr>
       <w:r>
-        <w:t xml:space="preserve">9 blocks, about 640 words. One centred column, white background, light grey cards. Columns stack on mobile.</w:t>
+        <w:t xml:space="preserve">10 blocks, about 700 words. One centred column, white background, light grey cards. Columns stack on mobile.</w:t>
       </w:r>
     </w:p>
     <w:p>
@@ -1710,7 +1710,174 @@
           <w:sz w:val="17"/>
           <w:szCs w:val="17"/>
         </w:rPr>
-        <w:t xml:space="preserve">8. FAQ (4 questions)</w:t>
+        <w:t xml:space="preserve">8. PRICING (2 columns)</w:t>
+      </w:r>
+    </w:p>
+    <w:tbl>
+      <w:tblPr>
+        <w:tblW w:type="dxa" w:w="10080"/>
+        <w:tblBorders>
+          <w:top w:val="single" w:color="auto" w:sz="4"/>
+          <w:left w:val="single" w:color="auto" w:sz="4"/>
+          <w:bottom w:val="single" w:color="auto" w:sz="4"/>
+          <w:right w:val="single" w:color="auto" w:sz="4"/>
+          <w:insideH w:val="single" w:color="auto" w:sz="4"/>
+          <w:insideV w:val="single" w:color="auto" w:sz="4"/>
+        </w:tblBorders>
+      </w:tblPr>
+      <w:tblGrid>
+        <w:gridCol w:w="5040"/>
+        <w:gridCol w:w="5040"/>
+      </w:tblGrid>
+      <w:tr>
+        <w:tc>
+          <w:tcPr>
+            <w:tcW w:type="dxa" w:w="5040"/>
+            <w:tcBorders>
+              <w:top w:val="dashed" w:color="9CA3AF" w:sz="6"/>
+              <w:left w:val="dashed" w:color="9CA3AF" w:sz="6"/>
+              <w:bottom w:val="dashed" w:color="9CA3AF" w:sz="6"/>
+              <w:right w:val="dashed" w:color="9CA3AF" w:sz="6"/>
+            </w:tcBorders>
+            <w:shd w:fill="F5F6F8" w:color="auto" w:val="clear"/>
+            <w:tcMar>
+              <w:top w:type="dxa" w:w="100"/>
+              <w:left w:type="dxa" w:w="120"/>
+              <w:bottom w:type="dxa" w:w="100"/>
+              <w:right w:type="dxa" w:w="120"/>
+            </w:tcMar>
+          </w:tcPr>
+          <w:p>
+            <w:pPr>
+              <w:spacing w:after="40"/>
+              <w:jc w:val="left"/>
+            </w:pPr>
+            <w:r>
+              <w:rPr>
+                <w:b/>
+                <w:bCs/>
+                <w:color w:val="1F3A5F"/>
+                <w:sz w:val="18"/>
+                <w:szCs w:val="18"/>
+              </w:rPr>
+              <w:t xml:space="preserve">FREE</w:t>
+            </w:r>
+          </w:p>
+          <w:p>
+            <w:pPr>
+              <w:spacing w:after="40"/>
+              <w:jc w:val="left"/>
+            </w:pPr>
+            <w:r>
+              <w:rPr>
+                <w:b w:val="false"/>
+                <w:bCs w:val="false"/>
+                <w:color w:val="4B5563"/>
+                <w:sz w:val="18"/>
+                <w:szCs w:val="18"/>
+              </w:rPr>
+              <w:t xml:space="preserve">$0</w:t>
+            </w:r>
+          </w:p>
+          <w:p>
+            <w:pPr>
+              <w:spacing w:after="40"/>
+              <w:jc w:val="left"/>
+            </w:pPr>
+            <w:r>
+              <w:rPr>
+                <w:b w:val="false"/>
+                <w:bCs w:val="false"/>
+                <w:color w:val="4B5563"/>
+                <w:sz w:val="18"/>
+                <w:szCs w:val="18"/>
+              </w:rPr>
+              <w:t xml:space="preserve">Notes and action items</w:t>
+            </w:r>
+          </w:p>
+        </w:tc>
+        <w:tc>
+          <w:tcPr>
+            <w:tcW w:type="dxa" w:w="5040"/>
+            <w:tcBorders>
+              <w:top w:val="dashed" w:color="9CA3AF" w:sz="6"/>
+              <w:left w:val="dashed" w:color="9CA3AF" w:sz="6"/>
+              <w:bottom w:val="dashed" w:color="9CA3AF" w:sz="6"/>
+              <w:right w:val="dashed" w:color="9CA3AF" w:sz="6"/>
+            </w:tcBorders>
+            <w:shd w:fill="F5F6F8" w:color="auto" w:val="clear"/>
+            <w:tcMar>
+              <w:top w:type="dxa" w:w="100"/>
+              <w:left w:type="dxa" w:w="120"/>
+              <w:bottom w:type="dxa" w:w="100"/>
+              <w:right w:type="dxa" w:w="120"/>
+            </w:tcMar>
+          </w:tcPr>
+          <w:p>
+            <w:pPr>
+              <w:spacing w:after="40"/>
+              <w:jc w:val="left"/>
+            </w:pPr>
+            <w:r>
+              <w:rPr>
+                <w:b/>
+                <w:bCs/>
+                <w:color w:val="1F3A5F"/>
+                <w:sz w:val="18"/>
+                <w:szCs w:val="18"/>
+              </w:rPr>
+              <w:t xml:space="preserve">PRO</w:t>
+            </w:r>
+          </w:p>
+          <w:p>
+            <w:pPr>
+              <w:spacing w:after="40"/>
+              <w:jc w:val="left"/>
+            </w:pPr>
+            <w:r>
+              <w:rPr>
+                <w:b w:val="false"/>
+                <w:bCs w:val="false"/>
+                <w:color w:val="4B5563"/>
+                <w:sz w:val="18"/>
+                <w:szCs w:val="18"/>
+              </w:rPr>
+              <w:t xml:space="preserve">$15 a month</w:t>
+            </w:r>
+          </w:p>
+          <w:p>
+            <w:pPr>
+              <w:spacing w:after="40"/>
+              <w:jc w:val="left"/>
+            </w:pPr>
+            <w:r>
+              <w:rPr>
+                <w:b w:val="false"/>
+                <w:bCs w:val="false"/>
+                <w:color w:val="4B5563"/>
+                <w:sz w:val="18"/>
+                <w:szCs w:val="18"/>
+              </w:rPr>
+              <w:t xml:space="preserve">Unlimited notes + Pro features</w:t>
+            </w:r>
+          </w:p>
+        </w:tc>
+      </w:tr>
+    </w:tbl>
+    <w:p>
+      <w:pPr>
+        <w:spacing w:after="60" w:before="160"/>
+      </w:pPr>
+      <w:r>
+        <w:rPr>
+          <w:b/>
+          <w:bCs/>
+          <w:caps/>
+          <w:color w:val="6B7280"/>
+          <w:sz w:val="17"/>
+          <w:szCs w:val="17"/>
+        </w:rPr>
+        <w:t xml:space="preserve">9. FAQ (4 questions)</w:t>
       </w:r>
     </w:p>
     <w:tbl>
@@ -1826,7 +1993,7 @@
           <w:sz w:val="17"/>
           <w:szCs w:val="17"/>
         </w:rPr>
-        <w:t xml:space="preserve">9. FINAL CTA</w:t>
+        <w:t xml:space="preserve">10. FINAL CTA</w:t>
       </w:r>
     </w:p>
     <w:tbl>
@@ -2727,7 +2894,7 @@
       <w:r>
         <w:t xml:space="preserve">AES-256 encryption · Never used for training · Audio retention you control (keep, delete after 90 or 30 days, or delete after upload) · Consent flow for recording. </w:t>
       </w:r>
-      <w:hyperlink w:history="1" r:id="rIdy-8rhdgtw6fkwg0bzphr9">
+      <w:hyperlink w:history="1" r:id="rIduxa5tal5r36xq-gtj4yqv">
         <w:r>
           <w:rPr>
             <w:rStyle w:val="Hyperlink"/>
@@ -2741,7 +2908,237 @@
         <w:pStyle w:val="Heading2"/>
       </w:pPr>
       <w:r>
-        <w:t xml:space="preserve">Block 8. FAQ</w:t>
+        <w:t xml:space="preserve">Block 8. Pricing</w:t>
+      </w:r>
+    </w:p>
+    <w:p>
+      <w:pPr>
+        <w:pStyle w:val="Heading1"/>
+      </w:pPr>
+      <w:r>
+        <w:t xml:space="preserve">Simple pricing</w:t>
+      </w:r>
+    </w:p>
+    <w:tbl>
+      <w:tblPr>
+        <w:tblW w:type="dxa" w:w="10080"/>
+        <w:tblBorders>
+          <w:top w:val="single" w:color="auto" w:sz="4"/>
+          <w:left w:val="single" w:color="auto" w:sz="4"/>
+          <w:bottom w:val="single" w:color="auto" w:sz="4"/>
+          <w:right w:val="single" w:color="auto" w:sz="4"/>
+          <w:insideH w:val="single" w:color="auto" w:sz="4"/>
+          <w:insideV w:val="single" w:color="auto" w:sz="4"/>
+        </w:tblBorders>
+      </w:tblPr>
+      <w:tblGrid>
+        <w:gridCol w:w="5040"/>
+        <w:gridCol w:w="5040"/>
+      </w:tblGrid>
+      <w:tr>
+        <w:trPr>
+          <w:tblHeader/>
+        </w:trPr>
+        <w:tc>
+          <w:tcPr>
+            <w:tcW w:type="dxa" w:w="5040"/>
+            <w:tcBorders>
+              <w:top w:val="single" w:color="C9D3DF" w:sz="4"/>
+              <w:left w:val="single" w:color="C9D3DF" w:sz="4"/>
+              <w:bottom w:val="single" w:color="C9D3DF" w:sz="4"/>
+              <w:right w:val="single" w:color="C9D3DF" w:sz="4"/>
+            </w:tcBorders>
+            <w:shd w:fill="1F3A5F" w:color="auto" w:val="clear"/>
+            <w:tcMar>
+              <w:top w:type="dxa" w:w="60"/>
+              <w:left w:type="dxa" w:w="100"/>
+              <w:bottom w:type="dxa" w:w="60"/>
+              <w:right w:type="dxa" w:w="100"/>
+            </w:tcMar>
+          </w:tcPr>
+          <w:p>
+            <w:r>
+              <w:rPr>
+                <w:b/>
+                <w:bCs/>
+                <w:color w:val="FFFFFF"/>
+                <w:sz w:val="19"/>
+                <w:szCs w:val="19"/>
+              </w:rPr>
+              <w:t xml:space="preserve">Free</w:t>
+            </w:r>
+          </w:p>
+        </w:tc>
+        <w:tc>
+          <w:tcPr>
+            <w:tcW w:type="dxa" w:w="5040"/>
+            <w:tcBorders>
+              <w:top w:val="single" w:color="C9D3DF" w:sz="4"/>
+              <w:left w:val="single" w:color="C9D3DF" w:sz="4"/>
+              <w:bottom w:val="single" w:color="C9D3DF" w:sz="4"/>
+              <w:right w:val="single" w:color="C9D3DF" w:sz="4"/>
+            </w:tcBorders>
+            <w:shd w:fill="1F3A5F" w:color="auto" w:val="clear"/>
+            <w:tcMar>
+              <w:top w:type="dxa" w:w="60"/>
+              <w:left w:type="dxa" w:w="100"/>
+              <w:bottom w:type="dxa" w:w="60"/>
+              <w:right w:type="dxa" w:w="100"/>
+            </w:tcMar>
+          </w:tcPr>
+          <w:p>
+            <w:r>
+              <w:rPr>
+                <w:b/>
+                <w:bCs/>
+                <w:color w:val="FFFFFF"/>
+                <w:sz w:val="19"/>
+                <w:szCs w:val="19"/>
+              </w:rPr>
+              <w:t xml:space="preserve">Pro</w:t>
+            </w:r>
+          </w:p>
+        </w:tc>
+      </w:tr>
+      <w:tr>
+        <w:trPr>
+          <w:tblHeader w:val="false"/>
+        </w:trPr>
+        <w:tc>
+          <w:tcPr>
+            <w:tcW w:type="dxa" w:w="5040"/>
+            <w:tcBorders>
+              <w:top w:val="single" w:color="C9D3DF" w:sz="4"/>
+              <w:left w:val="single" w:color="C9D3DF" w:sz="4"/>
+              <w:bottom w:val="single" w:color="C9D3DF" w:sz="4"/>
+              <w:right w:val="single" w:color="C9D3DF" w:sz="4"/>
+            </w:tcBorders>
+            <w:tcMar>
+              <w:top w:type="dxa" w:w="60"/>
+              <w:left w:type="dxa" w:w="100"/>
+              <w:bottom w:type="dxa" w:w="60"/>
+              <w:right w:type="dxa" w:w="100"/>
+            </w:tcMar>
+          </w:tcPr>
+          <w:p>
+            <w:r>
+              <w:rPr>
+                <w:sz w:val="19"/>
+                <w:szCs w:val="19"/>
+              </w:rPr>
+              <w:t xml:space="preserve">$0</w:t>
+            </w:r>
+          </w:p>
+        </w:tc>
+        <w:tc>
+          <w:tcPr>
+            <w:tcW w:type="dxa" w:w="5040"/>
+            <w:tcBorders>
+              <w:top w:val="single" w:color="C9D3DF" w:sz="4"/>
+              <w:left w:val="single" w:color="C9D3DF" w:sz="4"/>
+              <w:bottom w:val="single" w:color="C9D3DF" w:sz="4"/>
+              <w:right w:val="single" w:color="C9D3DF" w:sz="4"/>
+            </w:tcBorders>
+            <w:tcMar>
+              <w:top w:type="dxa" w:w="60"/>
+              <w:left w:type="dxa" w:w="100"/>
+              <w:bottom w:type="dxa" w:w="60"/>
+              <w:right w:type="dxa" w:w="100"/>
+            </w:tcMar>
+          </w:tcPr>
+          <w:p>
+            <w:r>
+              <w:rPr>
+                <w:sz w:val="19"/>
+                <w:szCs w:val="19"/>
+              </w:rPr>
+              <w:t xml:space="preserve">$15 a month</w:t>
+            </w:r>
+          </w:p>
+        </w:tc>
+      </w:tr>
+      <w:tr>
+        <w:trPr>
+          <w:tblHeader w:val="false"/>
+        </w:trPr>
+        <w:tc>
+          <w:tcPr>
+            <w:tcW w:type="dxa" w:w="5040"/>
+            <w:tcBorders>
+              <w:top w:val="single" w:color="C9D3DF" w:sz="4"/>
+              <w:left w:val="single" w:color="C9D3DF" w:sz="4"/>
+              <w:bottom w:val="single" w:color="C9D3DF" w:sz="4"/>
+              <w:right w:val="single" w:color="C9D3DF" w:sz="4"/>
+            </w:tcBorders>
+            <w:tcMar>
+              <w:top w:type="dxa" w:w="60"/>
+              <w:left w:type="dxa" w:w="100"/>
+              <w:bottom w:type="dxa" w:w="60"/>
+              <w:right w:type="dxa" w:w="100"/>
+            </w:tcMar>
+          </w:tcPr>
+          <w:p>
+            <w:r>
+              <w:rPr>
+                <w:sz w:val="19"/>
+                <w:szCs w:val="19"/>
+              </w:rPr>
+              <w:t xml:space="preserve">Record meetings and get AI notes and action items. No credit card.</w:t>
+            </w:r>
+          </w:p>
+        </w:tc>
+        <w:tc>
+          <w:tcPr>
+            <w:tcW w:type="dxa" w:w="5040"/>
+            <w:tcBorders>
+              <w:top w:val="single" w:color="C9D3DF" w:sz="4"/>
+              <w:left w:val="single" w:color="C9D3DF" w:sz="4"/>
+              <w:bottom w:val="single" w:color="C9D3DF" w:sz="4"/>
+              <w:right w:val="single" w:color="C9D3DF" w:sz="4"/>
+            </w:tcBorders>
+            <w:tcMar>
+              <w:top w:type="dxa" w:w="60"/>
+              <w:left w:type="dxa" w:w="100"/>
+              <w:bottom w:type="dxa" w:w="60"/>
+              <w:right w:type="dxa" w:w="100"/>
+            </w:tcMar>
+          </w:tcPr>
+          <w:p>
+            <w:r>
+              <w:rPr>
+                <w:sz w:val="19"/>
+                <w:szCs w:val="19"/>
+              </w:rPr>
+              <w:t xml:space="preserve">Unlimited notes, plus Ask Lynkk across a client's meetings, and the decision log.</w:t>
+            </w:r>
+          </w:p>
+        </w:tc>
+      </w:tr>
+    </w:tbl>
+    <w:p>
+      <w:pPr>
+        <w:spacing w:after="120"/>
+      </w:pPr>
+    </w:p>
+    <w:p>
+      <w:pPr>
+        <w:spacing w:after="140"/>
+      </w:pPr>
+      <w:hyperlink w:history="1" r:id="rIdfeq8jf6n-z5wp4esh_vrx">
+        <w:r>
+          <w:rPr>
+            <w:rStyle w:val="Hyperlink"/>
+          </w:rPr>
+          <w:t xml:space="preserve">Compare plans</w:t>
+        </w:r>
+      </w:hyperlink>
+    </w:p>
+    <w:p>
+      <w:pPr>
+        <w:pStyle w:val="Heading2"/>
+      </w:pPr>
+      <w:r>
+        <w:t xml:space="preserve">Block 9. FAQ</w:t>
       </w:r>
     </w:p>
     <w:p>
@@ -2771,7 +3168,7 @@
       <w:r>
         <w:t xml:space="preserve">No. Lynkk writes notes and transcripts for your own work. It isn't a certified court transcript. See our guide to </w:t>
       </w:r>
-      <w:hyperlink w:history="1" r:id="rIdvcke2eqsio4adshvboa6j">
+      <w:hyperlink w:history="1" r:id="rIdmbdfv4z392t0uwn_49z3z">
         <w:r>
           <w:rPr>
             <w:rStyle w:val="Hyperlink"/>
@@ -2848,7 +3245,7 @@
         <w:pStyle w:val="Heading2"/>
       </w:pPr>
       <w:r>
-        <w:t xml:space="preserve">Block 9. Final CTA</w:t>
+        <w:t xml:space="preserve">Block 10. Final CTA</w:t>
       </w:r>
     </w:p>
     <w:p>
@@ -2897,6 +3294,18 @@
       </w:pPr>
       <w:r>
         <w:t xml:space="preserve">No certification claims (SOC 2 and similar aren't listed on the site)</w:t>
+      </w:r>
+    </w:p>
+    <w:p>
+      <w:pPr>
+        <w:pStyle w:val="ListParagraph"/>
+        <w:numPr>
+          <w:ilvl w:val="0"/>
+          <w:numId w:val="2"/>
+        </w:numPr>
+      </w:pPr>
+      <w:r>
+        <w:t xml:space="preserve">Pricing block: confirm the free plan limit before adding a number (the site gives three versions)</w:t>
       </w:r>
     </w:p>
     <w:sectPr>
